--- a/4/StephenPasco-Assign4.docx
+++ b/4/StephenPasco-Assign4.docx
@@ -103,21 +103,6 @@
           <w:szCs w:val="24"/>
         </w:rPr>
         <w:t>Introduction to Natural Language Processing</w:t>
-      </w:r>
-    </w:p>
-    <w:p>
-      <w:pPr>
-        <w:rPr>
-          <w:rFonts w:ascii="Courier New" w:hAnsi="Courier New" w:cs="Courier New"/>
-          <w:smallCaps/>
-        </w:rPr>
-      </w:pPr>
-      <w:r>
-        <w:rPr>
-          <w:rFonts w:ascii="Courier New" w:hAnsi="Courier New" w:cs="Courier New"/>
-          <w:smallCaps/>
-        </w:rPr>
-        <w:t>Collaborators: Google Gemini Flash for Q&amp;A – Understanding tasks and libraries options</w:t>
       </w:r>
     </w:p>
     <w:p>
